--- a/Cover_Letters/Shinoy_PGGM_Software_Tester_Cover_Letter.docx
+++ b/Cover_Letters/Shinoy_PGGM_Software_Tester_Cover_Letter.docx
@@ -14,7 +14,7 @@
     </w:p>
     <w:p>
       <w:r>
-        <w:t>October 08, 2026</w:t>
+        <w:t>October 30, 2026</w:t>
       </w:r>
     </w:p>
     <w:p>
@@ -35,7 +35,7 @@
     </w:p>
     <w:p>
       <w:r>
-        <w:t>I was drawn to the Software Tester position at PGGM because of your focus on maintaining reliable central calculation systems like the Rule Engine. In my previous work with financial clients, I have often translated user requirements into detailed test scenarios and worked closely with product owners and developers to verify system logic. I am comfortable working in self-steering Scrum teams and appreciate the emphasis on Agile delivery.</w:t>
+        <w:t>I was drawn to PGGM because of your focus on automated testing and agile delivery within the Rule Engine team. In my recent role at Tata Consultancy Services, I worked closely with business requirements and developed test frameworks to ensure high release stability. I am comfortable translating user needs into test scenarios and collaborating with multidisciplinary teams to maintain reliable pension and financial systems.</w:t>
       </w:r>
     </w:p>
     <w:p>
